--- a/DEFINITIVA/capitolo ottavo testo.docx
+++ b/DEFINITIVA/capitolo ottavo testo.docx
@@ -421,6 +421,623 @@
         </w:rPr>
         <w:t>1 N= 0,102 kg. 1 kg-peso= 9,8 N   Peso in newton= peso× 9,8</w:t>
       </w:r>
+      <w:r>
+        <w:rPr>
+          <w:rFonts w:ascii="Bookman Old Style" w:hAnsi="Bookman Old Style" w:cs="Times New Roman"/>
+          <w:sz w:val="28"/>
+          <w:szCs w:val="28"/>
+        </w:rPr>
+        <w:t>.</w:t>
+      </w:r>
+    </w:p>
+    <w:p>
+      <w:pPr>
+        <w:spacing w:after="0" w:line="360" w:lineRule="auto"/>
+        <w:jc w:val="both"/>
+        <w:rPr>
+          <w:rFonts w:ascii="Bookman Old Style" w:hAnsi="Bookman Old Style" w:cs="Times New Roman"/>
+          <w:sz w:val="28"/>
+          <w:szCs w:val="28"/>
+        </w:rPr>
+      </w:pPr>
+    </w:p>
+    <w:p>
+      <w:pPr>
+        <w:spacing w:after="0" w:line="360" w:lineRule="auto"/>
+        <w:jc w:val="both"/>
+        <w:rPr>
+          <w:rFonts w:ascii="Bookman Old Style" w:hAnsi="Bookman Old Style" w:cs="Times New Roman"/>
+          <w:sz w:val="28"/>
+          <w:szCs w:val="28"/>
+        </w:rPr>
+      </w:pPr>
+      <w:r>
+        <w:rPr>
+          <w:rFonts w:ascii="Bookman Old Style" w:hAnsi="Bookman Old Style" w:cs="Times New Roman"/>
+          <w:sz w:val="28"/>
+          <w:szCs w:val="28"/>
+        </w:rPr>
+        <w:t>Quando si esercita una forza, non basta dire di quanti newton è: bisogna specificare anche in quale direzione e in quale verso viene applicata. Per questo motivo, una forza si rappresenta con una freccia chiamata vettore. La retta a cui appartiene il vettore indica la direzione della forza, cioè la sua linea d’azione. La lunghezza del vettore rappresenta l’intensità della forza: più il vettore è lungo, maggiore è la forza. La punta della freccia indica il verso, mentre l’estremo opposto rappresenta il punto di applicazione, cioè il punto in cui la forza agisce.</w:t>
+      </w:r>
+    </w:p>
+    <w:p>
+      <w:pPr>
+        <w:spacing w:after="0" w:line="360" w:lineRule="auto"/>
+        <w:jc w:val="both"/>
+        <w:rPr>
+          <w:noProof/>
+          <w:lang w:eastAsia="it-IT"/>
+        </w:rPr>
+      </w:pPr>
+      <w:r>
+        <w:rPr>
+          <w:rFonts w:ascii="Bookman Old Style" w:hAnsi="Bookman Old Style" w:cs="Times New Roman"/>
+          <w:sz w:val="28"/>
+          <w:szCs w:val="28"/>
+        </w:rPr>
+        <w:t>Per indicare le forze si usano le lettere maiuscole dell’alfabeto sormontate da una freccia ed eventualmente seguite da un</w:t>
+      </w:r>
+      <w:r>
+        <w:rPr>
+          <w:rFonts w:ascii="Bookman Old Style" w:hAnsi="Bookman Old Style" w:cs="Times New Roman"/>
+          <w:sz w:val="28"/>
+          <w:szCs w:val="28"/>
+        </w:rPr>
+        <w:t xml:space="preserve"> </w:t>
+      </w:r>
+      <w:r>
+        <w:rPr>
+          <w:rFonts w:ascii="Bookman Old Style" w:hAnsi="Bookman Old Style" w:cs="Times New Roman"/>
+          <w:sz w:val="28"/>
+          <w:szCs w:val="28"/>
+        </w:rPr>
+        <w:t>numero.</w:t>
+      </w:r>
+      <w:r>
+        <w:rPr>
+          <w:noProof/>
+          <w:lang w:eastAsia="it-IT"/>
+        </w:rPr>
+        <w:t xml:space="preserve"> </w:t>
+      </w:r>
+    </w:p>
+    <w:p>
+      <w:pPr>
+        <w:spacing w:after="0" w:line="360" w:lineRule="auto"/>
+        <w:jc w:val="both"/>
+        <w:rPr>
+          <w:noProof/>
+          <w:lang w:eastAsia="it-IT"/>
+        </w:rPr>
+      </w:pPr>
+      <w:r>
+        <w:rPr>
+          <w:noProof/>
+          <w:lang w:eastAsia="it-IT"/>
+        </w:rPr>
+        <w:drawing>
+          <wp:inline distT="0" distB="0" distL="0" distR="0">
+            <wp:extent cx="4581525" cy="1390650"/>
+            <wp:effectExtent l="0" t="0" r="9525" b="0"/>
+            <wp:docPr id="3" name="Immagine 3" descr="Composizione di forze e vettori in Fisica"/>
+            <wp:cNvGraphicFramePr>
+              <a:graphicFrameLocks xmlns:a="http://schemas.openxmlformats.org/drawingml/2006/main" noChangeAspect="1"/>
+            </wp:cNvGraphicFramePr>
+            <a:graphic xmlns:a="http://schemas.openxmlformats.org/drawingml/2006/main">
+              <a:graphicData uri="http://schemas.openxmlformats.org/drawingml/2006/picture">
+                <pic:pic xmlns:pic="http://schemas.openxmlformats.org/drawingml/2006/picture">
+                  <pic:nvPicPr>
+                    <pic:cNvPr id="0" name="Picture 6" descr="Composizione di forze e vettori in Fisica"/>
+                    <pic:cNvPicPr>
+                      <a:picLocks noChangeAspect="1" noChangeArrowheads="1"/>
+                    </pic:cNvPicPr>
+                  </pic:nvPicPr>
+                  <pic:blipFill>
+                    <a:blip r:embed="rId7">
+                      <a:extLst>
+                        <a:ext uri="{28A0092B-C50C-407E-A947-70E740481C1C}">
+                          <a14:useLocalDpi xmlns:a14="http://schemas.microsoft.com/office/drawing/2010/main" val="0"/>
+                        </a:ext>
+                      </a:extLst>
+                    </a:blip>
+                    <a:srcRect/>
+                    <a:stretch>
+                      <a:fillRect/>
+                    </a:stretch>
+                  </pic:blipFill>
+                  <pic:spPr bwMode="auto">
+                    <a:xfrm>
+                      <a:off x="0" y="0"/>
+                      <a:ext cx="4581525" cy="1390650"/>
+                    </a:xfrm>
+                    <a:prstGeom prst="rect">
+                      <a:avLst/>
+                    </a:prstGeom>
+                    <a:noFill/>
+                    <a:ln>
+                      <a:noFill/>
+                    </a:ln>
+                  </pic:spPr>
+                </pic:pic>
+              </a:graphicData>
+            </a:graphic>
+          </wp:inline>
+        </w:drawing>
+      </w:r>
+    </w:p>
+    <w:p>
+      <w:pPr>
+        <w:spacing w:after="0" w:line="360" w:lineRule="auto"/>
+        <w:jc w:val="both"/>
+        <w:rPr>
+          <w:rFonts w:ascii="Bookman Old Style" w:hAnsi="Bookman Old Style" w:cs="Times New Roman"/>
+          <w:sz w:val="28"/>
+          <w:szCs w:val="28"/>
+        </w:rPr>
+      </w:pPr>
+    </w:p>
+    <w:p>
+      <w:pPr>
+        <w:spacing w:after="0" w:line="360" w:lineRule="auto"/>
+        <w:jc w:val="both"/>
+        <w:rPr>
+          <w:rFonts w:ascii="Bookman Old Style" w:hAnsi="Bookman Old Style" w:cs="Times New Roman"/>
+          <w:sz w:val="28"/>
+          <w:szCs w:val="28"/>
+        </w:rPr>
+      </w:pPr>
+      <w:r>
+        <w:rPr>
+          <w:rFonts w:ascii="Bookman Old Style" w:hAnsi="Bookman Old Style" w:cs="Times New Roman"/>
+          <w:sz w:val="28"/>
+          <w:szCs w:val="28"/>
+        </w:rPr>
+        <w:lastRenderedPageBreak/>
+        <w:t>Quando su un corpo agiscono più forze, i loro effetti si sommano ed è come se agisse un’unica forza chiamata forza risultante. Se le forze hanno la stessa direzione e lo stesso verso, la risultante mantiene tali caratteristiche e la sua intensità è pari alla somma delle singole intensità. Se invece hanno la stessa direzione ma versi opposti, la risultante avrà il verso della forza maggiore e un’intensità pari alla loro differenza. Nel caso di direzioni diverse, la risultante avrà una direzione intermedia che si individua con la regola del parallelogramma: si costruisce una figura geometrica i cui lati sono i vettori delle forze applicate e si traccia la diagonale che parte dal punto di applicazione comune. Tale diagonale rappresenta esattamente la forza risultante.</w:t>
+      </w:r>
+    </w:p>
+    <w:p>
+      <w:pPr>
+        <w:spacing w:after="0" w:line="360" w:lineRule="auto"/>
+        <w:jc w:val="both"/>
+        <w:rPr>
+          <w:rFonts w:ascii="Bookman Old Style" w:hAnsi="Bookman Old Style" w:cs="Times New Roman"/>
+          <w:sz w:val="28"/>
+          <w:szCs w:val="28"/>
+        </w:rPr>
+      </w:pPr>
+      <w:r>
+        <w:rPr>
+          <w:rFonts w:ascii="Bookman Old Style" w:hAnsi="Bookman Old Style" w:cs="Times New Roman"/>
+          <w:sz w:val="28"/>
+          <w:szCs w:val="28"/>
+        </w:rPr>
+        <w:drawing>
+          <wp:inline distT="0" distB="0" distL="0" distR="0">
+            <wp:extent cx="2532761" cy="1409700"/>
+            <wp:effectExtent l="0" t="0" r="1270" b="0"/>
+            <wp:docPr id="4" name="Immagine 4" descr="Fisica la regola del parallelogrammo – Domande – SOS Matematica"/>
+            <wp:cNvGraphicFramePr>
+              <a:graphicFrameLocks xmlns:a="http://schemas.openxmlformats.org/drawingml/2006/main" noChangeAspect="1"/>
+            </wp:cNvGraphicFramePr>
+            <a:graphic xmlns:a="http://schemas.openxmlformats.org/drawingml/2006/main">
+              <a:graphicData uri="http://schemas.openxmlformats.org/drawingml/2006/picture">
+                <pic:pic xmlns:pic="http://schemas.openxmlformats.org/drawingml/2006/picture">
+                  <pic:nvPicPr>
+                    <pic:cNvPr id="0" name="Picture 8" descr="Fisica la regola del parallelogrammo – Domande – SOS Matematica"/>
+                    <pic:cNvPicPr>
+                      <a:picLocks noChangeAspect="1" noChangeArrowheads="1"/>
+                    </pic:cNvPicPr>
+                  </pic:nvPicPr>
+                  <pic:blipFill>
+                    <a:blip r:embed="rId8" cstate="print">
+                      <a:extLst>
+                        <a:ext uri="{28A0092B-C50C-407E-A947-70E740481C1C}">
+                          <a14:useLocalDpi xmlns:a14="http://schemas.microsoft.com/office/drawing/2010/main" val="0"/>
+                        </a:ext>
+                      </a:extLst>
+                    </a:blip>
+                    <a:srcRect/>
+                    <a:stretch>
+                      <a:fillRect/>
+                    </a:stretch>
+                  </pic:blipFill>
+                  <pic:spPr bwMode="auto">
+                    <a:xfrm>
+                      <a:off x="0" y="0"/>
+                      <a:ext cx="2583237" cy="1437794"/>
+                    </a:xfrm>
+                    <a:prstGeom prst="rect">
+                      <a:avLst/>
+                    </a:prstGeom>
+                    <a:noFill/>
+                    <a:ln>
+                      <a:noFill/>
+                    </a:ln>
+                  </pic:spPr>
+                </pic:pic>
+              </a:graphicData>
+            </a:graphic>
+          </wp:inline>
+        </w:drawing>
+      </w:r>
+      <w:r>
+        <w:rPr>
+          <w:rFonts w:ascii="Bookman Old Style" w:hAnsi="Bookman Old Style" w:cs="Times New Roman"/>
+          <w:sz w:val="28"/>
+          <w:szCs w:val="28"/>
+        </w:rPr>
+        <mc:AlternateContent>
+          <mc:Choice Requires="wps">
+            <w:drawing>
+              <wp:inline distT="0" distB="0" distL="0" distR="0">
+                <wp:extent cx="304800" cy="304800"/>
+                <wp:effectExtent l="0" t="0" r="0" b="0"/>
+                <wp:docPr id="5" name="Rettangolo 5" descr="blob:https://web.whatsapp.com/4a3b0f38-44c3-4cdf-91b6-8eb6320f8d6b"/>
+                <wp:cNvGraphicFramePr>
+                  <a:graphicFrameLocks xmlns:a="http://schemas.openxmlformats.org/drawingml/2006/main" noChangeAspect="1"/>
+                </wp:cNvGraphicFramePr>
+                <a:graphic xmlns:a="http://schemas.openxmlformats.org/drawingml/2006/main">
+                  <a:graphicData uri="http://schemas.microsoft.com/office/word/2010/wordprocessingShape">
+                    <wps:wsp>
+                      <wps:cNvSpPr>
+                        <a:spLocks noChangeAspect="1" noChangeArrowheads="1"/>
+                      </wps:cNvSpPr>
+                      <wps:spPr bwMode="auto">
+                        <a:xfrm>
+                          <a:off x="0" y="0"/>
+                          <a:ext cx="304800" cy="304800"/>
+                        </a:xfrm>
+                        <a:prstGeom prst="rect">
+                          <a:avLst/>
+                        </a:prstGeom>
+                        <a:noFill/>
+                        <a:ln>
+                          <a:noFill/>
+                        </a:ln>
+                        <a:extLst>
+                          <a:ext uri="{909E8E84-426E-40DD-AFC4-6F175D3DCCD1}">
+                            <a14:hiddenFill xmlns:a14="http://schemas.microsoft.com/office/drawing/2010/main">
+                              <a:solidFill>
+                                <a:srgbClr val="FFFFFF"/>
+                              </a:solidFill>
+                            </a14:hiddenFill>
+                          </a:ext>
+                          <a:ext uri="{91240B29-F687-4F45-9708-019B960494DF}">
+                            <a14:hiddenLine xmlns:a14="http://schemas.microsoft.com/office/drawing/2010/main" w="9525">
+                              <a:solidFill>
+                                <a:srgbClr val="000000"/>
+                              </a:solidFill>
+                              <a:miter lim="800000"/>
+                              <a:headEnd/>
+                              <a:tailEnd/>
+                            </a14:hiddenLine>
+                          </a:ext>
+                        </a:extLst>
+                      </wps:spPr>
+                      <wps:bodyPr rot="0" vert="horz" wrap="square" lIns="91440" tIns="45720" rIns="91440" bIns="45720" anchor="t" anchorCtr="0" upright="1">
+                        <a:noAutofit/>
+                      </wps:bodyPr>
+                    </wps:wsp>
+                  </a:graphicData>
+                </a:graphic>
+              </wp:inline>
+            </w:drawing>
+          </mc:Choice>
+          <mc:Fallback>
+            <w:pict>
+              <v:rect w14:anchorId="39331BE9" id="Rettangolo 5" o:spid="_x0000_s1026" alt="blob:https://web.whatsapp.com/4a3b0f38-44c3-4cdf-91b6-8eb6320f8d6b" style="width:24pt;height:24pt;visibility:visible;mso-wrap-style:square;mso-left-percent:-10001;mso-top-percent:-10001;mso-position-horizontal:absolute;mso-position-horizontal-relative:char;mso-position-vertical:absolute;mso-position-vertical-relative:line;mso-left-percent:-10001;mso-top-percent:-10001;v-text-anchor:top" o:gfxdata="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" filled="f" stroked="f">
+                <o:lock v:ext="edit" aspectratio="t"/>
+                <w10:anchorlock/>
+              </v:rect>
+            </w:pict>
+          </mc:Fallback>
+        </mc:AlternateContent>
+      </w:r>
+      <w:r>
+        <w:rPr>
+          <w:rFonts w:ascii="Bookman Old Style" w:hAnsi="Bookman Old Style" w:cs="Times New Roman"/>
+          <w:noProof/>
+          <w:sz w:val="28"/>
+          <w:szCs w:val="28"/>
+          <w:lang w:eastAsia="it-IT"/>
+        </w:rPr>
+        <w:drawing>
+          <wp:inline distT="0" distB="0" distL="0" distR="0" wp14:anchorId="6B9C1BD7">
+            <wp:extent cx="2419350" cy="1458568"/>
+            <wp:effectExtent l="0" t="0" r="0" b="8890"/>
+            <wp:docPr id="6" name="Immagine 6"/>
+            <wp:cNvGraphicFramePr>
+              <a:graphicFrameLocks xmlns:a="http://schemas.openxmlformats.org/drawingml/2006/main" noChangeAspect="1"/>
+            </wp:cNvGraphicFramePr>
+            <a:graphic xmlns:a="http://schemas.openxmlformats.org/drawingml/2006/main">
+              <a:graphicData uri="http://schemas.openxmlformats.org/drawingml/2006/picture">
+                <pic:pic xmlns:pic="http://schemas.openxmlformats.org/drawingml/2006/picture">
+                  <pic:nvPicPr>
+                    <pic:cNvPr id="0" name="Picture 2"/>
+                    <pic:cNvPicPr>
+                      <a:picLocks noChangeAspect="1" noChangeArrowheads="1"/>
+                    </pic:cNvPicPr>
+                  </pic:nvPicPr>
+                  <pic:blipFill>
+                    <a:blip r:embed="rId9" cstate="print">
+                      <a:extLst>
+                        <a:ext uri="{28A0092B-C50C-407E-A947-70E740481C1C}">
+                          <a14:useLocalDpi xmlns:a14="http://schemas.microsoft.com/office/drawing/2010/main" val="0"/>
+                        </a:ext>
+                      </a:extLst>
+                    </a:blip>
+                    <a:srcRect/>
+                    <a:stretch>
+                      <a:fillRect/>
+                    </a:stretch>
+                  </pic:blipFill>
+                  <pic:spPr bwMode="auto">
+                    <a:xfrm>
+                      <a:off x="0" y="0"/>
+                      <a:ext cx="2484794" cy="1498022"/>
+                    </a:xfrm>
+                    <a:prstGeom prst="rect">
+                      <a:avLst/>
+                    </a:prstGeom>
+                    <a:noFill/>
+                  </pic:spPr>
+                </pic:pic>
+              </a:graphicData>
+            </a:graphic>
+          </wp:inline>
+        </w:drawing>
+      </w:r>
+    </w:p>
+    <w:p>
+      <w:pPr>
+        <w:spacing w:after="0" w:line="360" w:lineRule="auto"/>
+        <w:jc w:val="both"/>
+        <w:rPr>
+          <w:rFonts w:ascii="Bookman Old Style" w:hAnsi="Bookman Old Style" w:cs="Times New Roman"/>
+          <w:sz w:val="28"/>
+          <w:szCs w:val="28"/>
+        </w:rPr>
+      </w:pPr>
+      <w:r>
+        <w:rPr>
+          <w:rFonts w:ascii="Times New Roman" w:hAnsi="Times New Roman" w:cs="Times New Roman"/>
+          <w:sz w:val="28"/>
+          <w:szCs w:val="28"/>
+        </w:rPr>
+        <w:t>​</w:t>
+      </w:r>
+      <w:r>
+        <w:rPr>
+          <w:rFonts w:ascii="Bookman Old Style" w:hAnsi="Bookman Old Style" w:cs="Times New Roman"/>
+          <w:sz w:val="28"/>
+          <w:szCs w:val="28"/>
+        </w:rPr>
+        <w:t>Se un corpo rimane immobile, si dice che è in equilibrio e la risultante di tutte le forze che agiscono su di esso è nulla. In realtà, su tutti gli oggetti che ci circondano agiscono costantemente diverse forze; tuttavia, in molti casi, esse si annullano a vicenda perché la loro risultante è nulla.</w:t>
+      </w:r>
+    </w:p>
+    <w:p>
+      <w:pPr>
+        <w:spacing w:after="0" w:line="360" w:lineRule="auto"/>
+        <w:jc w:val="both"/>
+        <w:rPr>
+          <w:rFonts w:ascii="Bookman Old Style" w:hAnsi="Bookman Old Style" w:cs="Times New Roman"/>
+          <w:sz w:val="28"/>
+          <w:szCs w:val="28"/>
+        </w:rPr>
+      </w:pPr>
+      <w:r>
+        <w:rPr>
+          <w:rFonts w:ascii="Times New Roman" w:hAnsi="Times New Roman" w:cs="Times New Roman"/>
+          <w:sz w:val="28"/>
+          <w:szCs w:val="28"/>
+        </w:rPr>
+        <w:t>​</w:t>
+      </w:r>
+      <w:r>
+        <w:rPr>
+          <w:rFonts w:ascii="Bookman Old Style" w:hAnsi="Bookman Old Style" w:cs="Times New Roman"/>
+          <w:sz w:val="28"/>
+          <w:szCs w:val="28"/>
+        </w:rPr>
+        <w:t xml:space="preserve">Per esempio, su un quadro appeso al muro agiscono due forze principali: la forza di gravità (ovvero il peso del quadro), che lo spinge verso il basso, e la forza esercitata dal chiodo, che lo </w:t>
+      </w:r>
+      <w:r>
+        <w:rPr>
+          <w:rFonts w:ascii="Bookman Old Style" w:hAnsi="Bookman Old Style" w:cs="Times New Roman"/>
+          <w:sz w:val="28"/>
+          <w:szCs w:val="28"/>
+        </w:rPr>
+        <w:lastRenderedPageBreak/>
+        <w:t>sostiene verso l'alto. Il quadro rimane fermo proprio perché queste due forze, avendo la stessa intensità e direzione ma versi opposti, si bilanciano perfettamente.</w:t>
+      </w:r>
+    </w:p>
+    <w:p>
+      <w:pPr>
+        <w:spacing w:after="0" w:line="360" w:lineRule="auto"/>
+        <w:jc w:val="both"/>
+        <w:rPr>
+          <w:rFonts w:ascii="Bookman Old Style" w:hAnsi="Bookman Old Style" w:cs="Times New Roman"/>
+          <w:sz w:val="28"/>
+          <w:szCs w:val="28"/>
+        </w:rPr>
+      </w:pPr>
+      <w:r>
+        <w:rPr>
+          <w:rFonts w:ascii="Bookman Old Style" w:hAnsi="Bookman Old Style" w:cs="Times New Roman"/>
+          <w:sz w:val="28"/>
+          <w:szCs w:val="28"/>
+        </w:rPr>
+        <w:t>Il peso di un corpo rappresenta la forza di gravità con cui esso viene attratto dalla Terra. La forza di gravità agisce sempre in direzione verticale ed è rivolta verso il basso, come dimostrato dall'uso del filo a piombo. Ogni corpo è composto da innumerevoli particelle, ognuna soggetta alla gravità, ma la somma di tutte queste micro-forze si concentra in un unico punto chiamato baricentro o centro di massa. Il baricentro di un oggetto è il punto in cui si può immaginare agisca il peso totale dell'oggetto stesso. Per trovare la posizione del baricentro di un oggetto si può cercare il punto sul quale l'oggetto rimane in equilibrio.</w:t>
+      </w:r>
+    </w:p>
+    <w:p>
+      <w:pPr>
+        <w:spacing w:after="0" w:line="360" w:lineRule="auto"/>
+        <w:jc w:val="both"/>
+        <w:rPr>
+          <w:rFonts w:ascii="Bookman Old Style" w:hAnsi="Bookman Old Style" w:cs="Times New Roman"/>
+          <w:sz w:val="28"/>
+          <w:szCs w:val="28"/>
+        </w:rPr>
+      </w:pPr>
+      <w:r>
+        <w:rPr>
+          <w:rFonts w:ascii="Bookman Old Style" w:hAnsi="Bookman Old Style" w:cs="Times New Roman"/>
+          <w:sz w:val="28"/>
+          <w:szCs w:val="28"/>
+        </w:rPr>
+        <w:t>Un corpo appoggiato su un piano è in equilibrio quando la verticale passante per il baricentro cade dentro la base di appoggio. Se la verticale sporge dalla base, il corpo si ribalta e cade.</w:t>
+      </w:r>
+    </w:p>
+    <w:p>
+      <w:pPr>
+        <w:spacing w:after="0" w:line="360" w:lineRule="auto"/>
+        <w:jc w:val="both"/>
+        <w:rPr>
+          <w:rFonts w:ascii="Bookman Old Style" w:hAnsi="Bookman Old Style" w:cs="Times New Roman"/>
+          <w:sz w:val="28"/>
+          <w:szCs w:val="28"/>
+        </w:rPr>
+      </w:pPr>
+      <w:r>
+        <w:rPr>
+          <w:rFonts w:ascii="Times New Roman" w:hAnsi="Times New Roman" w:cs="Times New Roman"/>
+          <w:sz w:val="28"/>
+          <w:szCs w:val="28"/>
+        </w:rPr>
+        <w:t>​</w:t>
+      </w:r>
+      <w:r>
+        <w:rPr>
+          <w:rFonts w:ascii="Bookman Old Style" w:hAnsi="Bookman Old Style" w:cs="Times New Roman"/>
+          <w:sz w:val="28"/>
+          <w:szCs w:val="28"/>
+        </w:rPr>
+        <w:t>Un corpo sospeso è in equilibrio quando la verticale passante per il baricentro passa anche per il punto di sospensione. Esistono tre tipologie:</w:t>
+      </w:r>
+    </w:p>
+    <w:p>
+      <w:pPr>
+        <w:spacing w:after="0" w:line="360" w:lineRule="auto"/>
+        <w:jc w:val="both"/>
+        <w:rPr>
+          <w:rFonts w:ascii="Bookman Old Style" w:hAnsi="Bookman Old Style" w:cs="Times New Roman"/>
+          <w:sz w:val="28"/>
+          <w:szCs w:val="28"/>
+        </w:rPr>
+      </w:pPr>
+      <w:r>
+        <w:rPr>
+          <w:rFonts w:ascii="Bookman Old Style" w:hAnsi="Bookman Old Style" w:cs="Times New Roman"/>
+          <w:sz w:val="28"/>
+          <w:szCs w:val="28"/>
+        </w:rPr>
+        <w:t>-</w:t>
+      </w:r>
+      <w:r>
+        <w:rPr>
+          <w:rFonts w:ascii="Times New Roman" w:hAnsi="Times New Roman" w:cs="Times New Roman"/>
+          <w:sz w:val="28"/>
+          <w:szCs w:val="28"/>
+        </w:rPr>
+        <w:t>​</w:t>
+      </w:r>
+      <w:r>
+        <w:rPr>
+          <w:rFonts w:ascii="Bookman Old Style" w:hAnsi="Bookman Old Style" w:cs="Times New Roman"/>
+          <w:sz w:val="28"/>
+          <w:szCs w:val="28"/>
+        </w:rPr>
+        <w:t>Stabile: il baricentro si trova sotto il punto di sospensione. Se inclinato, il corpo ritorna nella posizione di partenza.</w:t>
+      </w:r>
+    </w:p>
+    <w:p>
+      <w:pPr>
+        <w:spacing w:after="0" w:line="360" w:lineRule="auto"/>
+        <w:jc w:val="both"/>
+        <w:rPr>
+          <w:rFonts w:ascii="Bookman Old Style" w:hAnsi="Bookman Old Style" w:cs="Times New Roman"/>
+          <w:sz w:val="28"/>
+          <w:szCs w:val="28"/>
+        </w:rPr>
+      </w:pPr>
+      <w:r>
+        <w:rPr>
+          <w:rFonts w:ascii="Bookman Old Style" w:hAnsi="Bookman Old Style" w:cs="Times New Roman"/>
+          <w:sz w:val="28"/>
+          <w:szCs w:val="28"/>
+        </w:rPr>
+        <w:t>-</w:t>
+      </w:r>
+      <w:r>
+        <w:rPr>
+          <w:rFonts w:ascii="Times New Roman" w:hAnsi="Times New Roman" w:cs="Times New Roman"/>
+          <w:sz w:val="28"/>
+          <w:szCs w:val="28"/>
+        </w:rPr>
+        <w:t>​</w:t>
+      </w:r>
+      <w:r>
+        <w:rPr>
+          <w:rFonts w:ascii="Bookman Old Style" w:hAnsi="Bookman Old Style" w:cs="Times New Roman"/>
+          <w:sz w:val="28"/>
+          <w:szCs w:val="28"/>
+        </w:rPr>
+        <w:t xml:space="preserve">Instabile: il baricentro si trova sopra il punto di sospensione. </w:t>
+      </w:r>
+      <w:r>
+        <w:rPr>
+          <w:rFonts w:ascii="Bookman Old Style" w:hAnsi="Bookman Old Style" w:cs="Bookman Old Style"/>
+          <w:sz w:val="28"/>
+          <w:szCs w:val="28"/>
+        </w:rPr>
+        <w:t>È</w:t>
+      </w:r>
+      <w:r>
+        <w:rPr>
+          <w:rFonts w:ascii="Bookman Old Style" w:hAnsi="Bookman Old Style" w:cs="Times New Roman"/>
+          <w:sz w:val="28"/>
+          <w:szCs w:val="28"/>
+        </w:rPr>
+        <w:t xml:space="preserve"> sufficiente un piccolo spostamento per far ribaltare il corpo.</w:t>
+      </w:r>
+    </w:p>
+    <w:p>
+      <w:pPr>
+        <w:spacing w:after="0" w:line="360" w:lineRule="auto"/>
+        <w:jc w:val="both"/>
+        <w:rPr>
+          <w:rFonts w:ascii="Bookman Old Style" w:hAnsi="Bookman Old Style" w:cs="Times New Roman"/>
+          <w:sz w:val="28"/>
+          <w:szCs w:val="28"/>
+        </w:rPr>
+      </w:pPr>
+      <w:r>
+        <w:rPr>
+          <w:rFonts w:ascii="Bookman Old Style" w:hAnsi="Bookman Old Style" w:cs="Times New Roman"/>
+          <w:sz w:val="28"/>
+          <w:szCs w:val="28"/>
+        </w:rPr>
+        <w:lastRenderedPageBreak/>
+        <w:t>-</w:t>
+      </w:r>
+      <w:r>
+        <w:rPr>
+          <w:rFonts w:ascii="Times New Roman" w:hAnsi="Times New Roman" w:cs="Times New Roman"/>
+          <w:sz w:val="28"/>
+          <w:szCs w:val="28"/>
+        </w:rPr>
+        <w:t>​</w:t>
+      </w:r>
+      <w:r>
+        <w:rPr>
+          <w:rFonts w:ascii="Bookman Old Style" w:hAnsi="Bookman Old Style" w:cs="Times New Roman"/>
+          <w:sz w:val="28"/>
+          <w:szCs w:val="28"/>
+        </w:rPr>
+        <w:t>Indifferente: il punto di sospensione coincide con il baricentro. Il corpo rimane immobile in qualunque nuova posizione venga fermato.</w:t>
+      </w:r>
     </w:p>
     <w:p>
       <w:pPr>
@@ -433,14 +1050,69 @@
         </w:rPr>
       </w:pPr>
       <w:bookmarkStart w:id="0" w:name="_GoBack"/>
+      <w:r>
+        <w:rPr>
+          <w:rFonts w:ascii="Bookman Old Style" w:hAnsi="Bookman Old Style" w:cs="Times New Roman"/>
+          <w:sz w:val="28"/>
+          <w:szCs w:val="28"/>
+        </w:rPr>
+        <w:drawing>
+          <wp:inline distT="0" distB="0" distL="0" distR="0">
+            <wp:extent cx="5000625" cy="3177480"/>
+            <wp:effectExtent l="0" t="0" r="0" b="4445"/>
+            <wp:docPr id="7" name="Immagine 7" descr="Equilibrio per rotazioni"/>
+            <wp:cNvGraphicFramePr>
+              <a:graphicFrameLocks xmlns:a="http://schemas.openxmlformats.org/drawingml/2006/main" noChangeAspect="1"/>
+            </wp:cNvGraphicFramePr>
+            <a:graphic xmlns:a="http://schemas.openxmlformats.org/drawingml/2006/main">
+              <a:graphicData uri="http://schemas.openxmlformats.org/drawingml/2006/picture">
+                <pic:pic xmlns:pic="http://schemas.openxmlformats.org/drawingml/2006/picture">
+                  <pic:nvPicPr>
+                    <pic:cNvPr id="0" name="Picture 13" descr="Equilibrio per rotazioni"/>
+                    <pic:cNvPicPr>
+                      <a:picLocks noChangeAspect="1" noChangeArrowheads="1"/>
+                    </pic:cNvPicPr>
+                  </pic:nvPicPr>
+                  <pic:blipFill>
+                    <a:blip r:embed="rId10">
+                      <a:extLst>
+                        <a:ext uri="{28A0092B-C50C-407E-A947-70E740481C1C}">
+                          <a14:useLocalDpi xmlns:a14="http://schemas.microsoft.com/office/drawing/2010/main" val="0"/>
+                        </a:ext>
+                      </a:extLst>
+                    </a:blip>
+                    <a:srcRect/>
+                    <a:stretch>
+                      <a:fillRect/>
+                    </a:stretch>
+                  </pic:blipFill>
+                  <pic:spPr bwMode="auto">
+                    <a:xfrm>
+                      <a:off x="0" y="0"/>
+                      <a:ext cx="5014061" cy="3186018"/>
+                    </a:xfrm>
+                    <a:prstGeom prst="rect">
+                      <a:avLst/>
+                    </a:prstGeom>
+                    <a:noFill/>
+                    <a:ln>
+                      <a:noFill/>
+                    </a:ln>
+                  </pic:spPr>
+                </pic:pic>
+              </a:graphicData>
+            </a:graphic>
+          </wp:inline>
+        </w:drawing>
+      </w:r>
       <w:bookmarkEnd w:id="0"/>
     </w:p>
     <w:sectPr>
-      <w:headerReference w:type="default" r:id="rId7"/>
-      <w:footerReference w:type="default" r:id="rId8"/>
+      <w:headerReference w:type="default" r:id="rId11"/>
+      <w:footerReference w:type="default" r:id="rId12"/>
       <w:pgSz w:w="11906" w:h="16838"/>
       <w:pgMar w:top="2552" w:right="1134" w:bottom="1134" w:left="1134" w:header="709" w:footer="709" w:gutter="1134"/>
-      <w:pgNumType w:start="33"/>
+      <w:pgNumType w:start="34"/>
       <w:cols w:space="708"/>
       <w:docGrid w:linePitch="360"/>
     </w:sectPr>
@@ -503,7 +1175,7 @@
           <w:rPr>
             <w:noProof/>
           </w:rPr>
-          <w:t>35</w:t>
+          <w:t>39</w:t>
         </w:r>
         <w:r>
           <w:fldChar w:fldCharType="end"/>
@@ -957,7 +1629,6 @@
   <w:style w:type="character" w:default="1" w:styleId="Carpredefinitoparagrafo">
     <w:name w:val="Default Paragraph Font"/>
     <w:uiPriority w:val="1"/>
-    <w:semiHidden/>
     <w:unhideWhenUsed/>
   </w:style>
   <w:style w:type="table" w:default="1" w:styleId="Tabellanormale">
@@ -1337,7 +2008,7 @@
 </file>
 
 <file path=customXml/itemProps1.xml><?xml version="1.0" encoding="utf-8"?>
-<ds:datastoreItem xmlns:ds="http://schemas.openxmlformats.org/officeDocument/2006/customXml" ds:itemID="{EF72B2E8-EBC5-424E-915D-2F55CF3326CE}">
+<ds:datastoreItem xmlns:ds="http://schemas.openxmlformats.org/officeDocument/2006/customXml" ds:itemID="{2F8CD646-B71E-4EF3-A317-81040AE42793}">
   <ds:schemaRefs>
     <ds:schemaRef ds:uri="http://schemas.openxmlformats.org/officeDocument/2006/bibliography"/>
   </ds:schemaRefs>
